--- a/downloads/handouts/Unit 02/Handout 02.06 - 24-Hour Time Audit and Weekly Plan.docx
+++ b/downloads/handouts/Unit 02/Handout 02.06 - 24-Hour Time Audit and Weekly Plan.docx
@@ -41,9 +41,9 @@
       <w:pPr>
         <w:pStyle w:val="Heading3"/>
       </w:pPr>
-      <w:bookmarkStart w:id="21" w:name="word-bank-in-other-languages"/>
-      <w:r>
-        <w:t xml:space="preserve">Word bank in other languages</w:t>
+      <w:bookmarkStart w:id="21" w:name="word-bank-in-spanish"/>
+      <w:r>
+        <w:t xml:space="preserve">Word bank in Spanish</w:t>
       </w:r>
       <w:bookmarkEnd w:id="21"/>
     </w:p>
@@ -54,10 +54,8 @@
         <w:tblLook w:firstRow="1"/>
       </w:tblPr>
       <w:tblGrid>
-        <w:gridCol w:w="2340"/>
-        <w:gridCol w:w="2340"/>
-        <w:gridCol w:w="2340"/>
-        <w:gridCol w:w="2340"/>
+        <w:gridCol w:w="4680"/>
+        <w:gridCol w:w="4680"/>
       </w:tblGrid>
       <w:tr>
         <w:trPr>
@@ -65,7 +63,7 @@
         </w:trPr>
         <w:tc>
           <w:tcPr>
-            <w:tcW w:type="dxa" w:w="2340"/>
+            <w:tcW w:type="dxa" w:w="4680"/>
             <w:tcBorders>
               <w:bottom w:val="single"/>
             </w:tcBorders>
@@ -83,43 +81,7 @@
         </w:tc>
         <w:tc>
           <w:tcPr>
-            <w:tcW w:type="dxa" w:w="2340"/>
-            <w:tcBorders>
-              <w:bottom w:val="single"/>
-            </w:tcBorders>
-            <w:vAlign w:val="bottom"/>
-          </w:tcPr>
-          <w:p>
-            <w:pPr>
-              <w:pStyle w:val="Compact"/>
-              <w:jc w:val="left"/>
-            </w:pPr>
-            <w:r>
-              <w:t xml:space="preserve">Turkish</w:t>
-            </w:r>
-          </w:p>
-        </w:tc>
-        <w:tc>
-          <w:tcPr>
-            <w:tcW w:type="dxa" w:w="2340"/>
-            <w:tcBorders>
-              <w:bottom w:val="single"/>
-            </w:tcBorders>
-            <w:vAlign w:val="bottom"/>
-          </w:tcPr>
-          <w:p>
-            <w:pPr>
-              <w:pStyle w:val="Compact"/>
-              <w:jc w:val="left"/>
-            </w:pPr>
-            <w:r>
-              <w:t xml:space="preserve">Portuguese</w:t>
-            </w:r>
-          </w:p>
-        </w:tc>
-        <w:tc>
-          <w:tcPr>
-            <w:tcW w:type="dxa" w:w="2340"/>
+            <w:tcW w:type="dxa" w:w="4680"/>
             <w:tcBorders>
               <w:bottom w:val="single"/>
             </w:tcBorders>
@@ -139,7 +101,7 @@
       <w:tr>
         <w:tc>
           <w:tcPr>
-            <w:tcW w:type="dxa" w:w="2340"/>
+            <w:tcW w:type="dxa" w:w="4680"/>
           </w:tcPr>
           <w:p>
             <w:pPr>
@@ -153,35 +115,7 @@
         </w:tc>
         <w:tc>
           <w:tcPr>
-            <w:tcW w:type="dxa" w:w="2340"/>
-          </w:tcPr>
-          <w:p>
-            <w:pPr>
-              <w:pStyle w:val="Compact"/>
-              <w:jc w:val="left"/>
-            </w:pPr>
-            <w:r>
-              <w:t xml:space="preserve">zaman</w:t>
-            </w:r>
-          </w:p>
-        </w:tc>
-        <w:tc>
-          <w:tcPr>
-            <w:tcW w:type="dxa" w:w="2340"/>
-          </w:tcPr>
-          <w:p>
-            <w:pPr>
-              <w:pStyle w:val="Compact"/>
-              <w:jc w:val="left"/>
-            </w:pPr>
-            <w:r>
-              <w:t xml:space="preserve">tempo</w:t>
-            </w:r>
-          </w:p>
-        </w:tc>
-        <w:tc>
-          <w:tcPr>
-            <w:tcW w:type="dxa" w:w="2340"/>
+            <w:tcW w:type="dxa" w:w="4680"/>
           </w:tcPr>
           <w:p>
             <w:pPr>
@@ -197,7 +131,7 @@
       <w:tr>
         <w:tc>
           <w:tcPr>
-            <w:tcW w:type="dxa" w:w="2340"/>
+            <w:tcW w:type="dxa" w:w="4680"/>
           </w:tcPr>
           <w:p>
             <w:pPr>
@@ -211,35 +145,7 @@
         </w:tc>
         <w:tc>
           <w:tcPr>
-            <w:tcW w:type="dxa" w:w="2340"/>
-          </w:tcPr>
-          <w:p>
-            <w:pPr>
-              <w:pStyle w:val="Compact"/>
-              <w:jc w:val="left"/>
-            </w:pPr>
-            <w:r>
-              <w:t xml:space="preserve">uyku</w:t>
-            </w:r>
-          </w:p>
-        </w:tc>
-        <w:tc>
-          <w:tcPr>
-            <w:tcW w:type="dxa" w:w="2340"/>
-          </w:tcPr>
-          <w:p>
-            <w:pPr>
-              <w:pStyle w:val="Compact"/>
-              <w:jc w:val="left"/>
-            </w:pPr>
-            <w:r>
-              <w:t xml:space="preserve">sono</w:t>
-            </w:r>
-          </w:p>
-        </w:tc>
-        <w:tc>
-          <w:tcPr>
-            <w:tcW w:type="dxa" w:w="2340"/>
+            <w:tcW w:type="dxa" w:w="4680"/>
           </w:tcPr>
           <w:p>
             <w:pPr>
@@ -255,7 +161,7 @@
       <w:tr>
         <w:tc>
           <w:tcPr>
-            <w:tcW w:type="dxa" w:w="2340"/>
+            <w:tcW w:type="dxa" w:w="4680"/>
           </w:tcPr>
           <w:p>
             <w:pPr>
@@ -269,35 +175,7 @@
         </w:tc>
         <w:tc>
           <w:tcPr>
-            <w:tcW w:type="dxa" w:w="2340"/>
-          </w:tcPr>
-          <w:p>
-            <w:pPr>
-              <w:pStyle w:val="Compact"/>
-              <w:jc w:val="left"/>
-            </w:pPr>
-            <w:r>
-              <w:t xml:space="preserve">acil</w:t>
-            </w:r>
-          </w:p>
-        </w:tc>
-        <w:tc>
-          <w:tcPr>
-            <w:tcW w:type="dxa" w:w="2340"/>
-          </w:tcPr>
-          <w:p>
-            <w:pPr>
-              <w:pStyle w:val="Compact"/>
-              <w:jc w:val="left"/>
-            </w:pPr>
-            <w:r>
-              <w:t xml:space="preserve">urgente</w:t>
-            </w:r>
-          </w:p>
-        </w:tc>
-        <w:tc>
-          <w:tcPr>
-            <w:tcW w:type="dxa" w:w="2340"/>
+            <w:tcW w:type="dxa" w:w="4680"/>
           </w:tcPr>
           <w:p>
             <w:pPr>
@@ -313,7 +191,7 @@
       <w:tr>
         <w:tc>
           <w:tcPr>
-            <w:tcW w:type="dxa" w:w="2340"/>
+            <w:tcW w:type="dxa" w:w="4680"/>
           </w:tcPr>
           <w:p>
             <w:pPr>
@@ -327,35 +205,7 @@
         </w:tc>
         <w:tc>
           <w:tcPr>
-            <w:tcW w:type="dxa" w:w="2340"/>
-          </w:tcPr>
-          <w:p>
-            <w:pPr>
-              <w:pStyle w:val="Compact"/>
-              <w:jc w:val="left"/>
-            </w:pPr>
-            <w:r>
-              <w:t xml:space="preserve">önemli</w:t>
-            </w:r>
-          </w:p>
-        </w:tc>
-        <w:tc>
-          <w:tcPr>
-            <w:tcW w:type="dxa" w:w="2340"/>
-          </w:tcPr>
-          <w:p>
-            <w:pPr>
-              <w:pStyle w:val="Compact"/>
-              <w:jc w:val="left"/>
-            </w:pPr>
-            <w:r>
-              <w:t xml:space="preserve">importante</w:t>
-            </w:r>
-          </w:p>
-        </w:tc>
-        <w:tc>
-          <w:tcPr>
-            <w:tcW w:type="dxa" w:w="2340"/>
+            <w:tcW w:type="dxa" w:w="4680"/>
           </w:tcPr>
           <w:p>
             <w:pPr>
@@ -371,7 +221,7 @@
       <w:tr>
         <w:tc>
           <w:tcPr>
-            <w:tcW w:type="dxa" w:w="2340"/>
+            <w:tcW w:type="dxa" w:w="4680"/>
           </w:tcPr>
           <w:p>
             <w:pPr>
@@ -385,35 +235,7 @@
         </w:tc>
         <w:tc>
           <w:tcPr>
-            <w:tcW w:type="dxa" w:w="2340"/>
-          </w:tcPr>
-          <w:p>
-            <w:pPr>
-              <w:pStyle w:val="Compact"/>
-              <w:jc w:val="left"/>
-            </w:pPr>
-            <w:r>
-              <w:t xml:space="preserve">kaynak</w:t>
-            </w:r>
-          </w:p>
-        </w:tc>
-        <w:tc>
-          <w:tcPr>
-            <w:tcW w:type="dxa" w:w="2340"/>
-          </w:tcPr>
-          <w:p>
-            <w:pPr>
-              <w:pStyle w:val="Compact"/>
-              <w:jc w:val="left"/>
-            </w:pPr>
-            <w:r>
-              <w:t xml:space="preserve">recurso</w:t>
-            </w:r>
-          </w:p>
-        </w:tc>
-        <w:tc>
-          <w:tcPr>
-            <w:tcW w:type="dxa" w:w="2340"/>
+            <w:tcW w:type="dxa" w:w="4680"/>
           </w:tcPr>
           <w:p>
             <w:pPr>
@@ -2624,13 +2446,19 @@
       </w:r>
     </w:p>
     <w:p>
-      <w:r>
-        <w:br w:type="page"/>
-      </w:r>
-    </w:p>
-    <w:p>
-      <w:r>
-        <w:br w:type="page"/>
+      <w:pPr>
+        <w:pStyle w:val="BodyText"/>
+      </w:pPr>
+      <w:r>
+        <w:t xml:space="preserve">_____________________________________________________________________________</w:t>
+      </w:r>
+    </w:p>
+    <w:p>
+      <w:pPr>
+        <w:pStyle w:val="BodyText"/>
+      </w:pPr>
+      <w:r>
+        <w:t xml:space="preserve">_____________________________________________________________________________</w:t>
       </w:r>
     </w:p>
     <w:p>

--- a/downloads/handouts/Unit 02/Handout 02.06 - 24-Hour Time Audit and Weekly Plan.docx
+++ b/downloads/handouts/Unit 02/Handout 02.06 - 24-Hour Time Audit and Weekly Plan.docx
@@ -34,7 +34,7 @@
         <w:t xml:space="preserve"> </w:t>
       </w:r>
       <w:r>
-        <w:t xml:space="preserve">Time is a resource. You get exactly 24 hours a day and you cannot earn more. Today you count where yesterday’s 24 went, sort what matters from what is only loud, and then put the first rung of your Goal Plan ladder into a real hour on a real day. Nobody grades your hours. I grade whether the total is 24 and whether the plan has a day and a time on it.</w:t>
+        <w:t xml:space="preserve">Time is a resource. You get exactly 24 hours a day and you cannot earn more. Today you do three things. First, count where yesterday’s 24 hours went. Second, sort what matters from what is only loud. Third, put the first rung of your Goal Plan ladder into a real hour on a real day. Nobody grades your hours. I grade whether the total is 24 and whether the plan has a day and a time on it.</w:t>
       </w:r>
     </w:p>
     <w:p>
@@ -1828,33 +1828,7 @@
         <w:pStyle w:val="BodyText"/>
       </w:pPr>
       <w:r>
-        <w:t xml:space="preserve">The eight tasks: 1. Homework due tomorrow. 2. Practicing free throws for a tryout in March. 3. Answering a group chat that is blowing up. 4. Scrolling videos for an hour. 5. Studying for a test on Friday (it is Monday). 6. A friend needs a ride home right now. 7. Saving $5 this week toward the bike. 8. Reorganizing your apps.</w:t>
-      </w:r>
-    </w:p>
-    <w:p>
-      <w:pPr>
-        <w:pStyle w:val="BodyText"/>
-      </w:pPr>
-      <w:r>
-        <w:t xml:space="preserve">Where does the first rung of my ladder land? Box ______. Why do things in that box so often not get done? _____________________________________________________________________________</w:t>
-      </w:r>
-    </w:p>
-    <w:p>
-      <w:pPr>
-        <w:pStyle w:val="Heading2"/>
-      </w:pPr>
-      <w:bookmarkStart w:id="25" w:name="part-3-sleep-as-a-resource"/>
-      <w:r>
-        <w:t xml:space="preserve">Part 3: Sleep as a resource</w:t>
-      </w:r>
-      <w:bookmarkEnd w:id="25"/>
-    </w:p>
-    <w:p>
-      <w:pPr>
-        <w:pStyle w:val="FirstParagraph"/>
-      </w:pPr>
-      <w:r>
-        <w:t xml:space="preserve">The recommended sleep for your age (from the American Academy of Sleep Medicine, as published by the CDC):</w:t>
+        <w:t xml:space="preserve">The eight tasks: 1. Homework due tomorrow. 2. Practicing free throws for a tryout in March. 3. Answering a group chat that is filling up with new messages. 4. Scrolling videos for an hour. 5. Studying for a test on Friday (it is Monday). 6. A friend needs a ride home right now. 7. Saving $5 this week toward the bike. 8. Reorganizing your apps.</w:t>
       </w:r>
     </w:p>
     <w:p>
@@ -1863,10 +1837,9 @@
           <w:ilvl w:val="0"/>
           <w:numId w:val="1001"/>
         </w:numPr>
-        <w:pStyle w:val="Compact"/>
-      </w:pPr>
-      <w:r>
-        <w:t xml:space="preserve">Ages 6 to 12: 9 to 12 hours a night</w:t>
+      </w:pPr>
+      <w:r>
+        <w:t xml:space="preserve">Where does the first rung of my ladder land? Box ______.</w:t>
       </w:r>
     </w:p>
     <w:p>
@@ -1875,9 +1848,50 @@
           <w:ilvl w:val="0"/>
           <w:numId w:val="1001"/>
         </w:numPr>
+      </w:pPr>
+      <w:r>
+        <w:t xml:space="preserve">Why do things in that box so often not get done? _____________________________________________________________________________</w:t>
+      </w:r>
+    </w:p>
+    <w:p>
+      <w:pPr>
+        <w:pStyle w:val="Heading2"/>
+      </w:pPr>
+      <w:bookmarkStart w:id="25" w:name="part-3-sleep-as-a-resource"/>
+      <w:r>
+        <w:t xml:space="preserve">Part 3: Sleep as a resource</w:t>
+      </w:r>
+      <w:bookmarkEnd w:id="25"/>
+    </w:p>
+    <w:p>
+      <w:pPr>
+        <w:pStyle w:val="FirstParagraph"/>
+      </w:pPr>
+      <w:r>
+        <w:t xml:space="preserve">The recommended sleep for your age (from the American Academy of Sleep Medicine, as published by the CDC):</w:t>
+      </w:r>
+    </w:p>
+    <w:p>
+      <w:pPr>
+        <w:numPr>
+          <w:ilvl w:val="0"/>
+          <w:numId w:val="1002"/>
+        </w:numPr>
         <w:pStyle w:val="Compact"/>
       </w:pPr>
       <w:r>
+        <w:t xml:space="preserve">Ages 6 to 12: 9 to 12 hours a night</w:t>
+      </w:r>
+    </w:p>
+    <w:p>
+      <w:pPr>
+        <w:numPr>
+          <w:ilvl w:val="0"/>
+          <w:numId w:val="1002"/>
+        </w:numPr>
+        <w:pStyle w:val="Compact"/>
+      </w:pPr>
+      <w:r>
         <w:t xml:space="preserve">Ages 13 to 18: 8 to 10 hours a night</w:t>
       </w:r>
     </w:p>
@@ -1910,7 +1924,7 @@
         <w:pStyle w:val="BodyText"/>
       </w:pPr>
       <w:r>
-        <w:t xml:space="preserve">What short sleep does to the next day: attention drops, mood drops, memory drops, and there is a second lap: tired people spend more time on screens and less on the goal.</w:t>
+        <w:t xml:space="preserve">What short sleep does to the next day: attention drops, mood drops, memory drops. There is a second problem too. Tired people spend more time on screens and less on the goal.</w:t>
       </w:r>
     </w:p>
     <w:p>
@@ -2442,7 +2456,7 @@
         <w:pStyle w:val="BodyText"/>
       </w:pPr>
       <w:r>
-        <w:t xml:space="preserve">Grade 8 stretch: schedule the first two rungs. Mark each one’s energy cost (high, medium, low) and put the high-energy one at the time of day you have the most energy. Then two sentences: what would a 40-hour work week do to this grid?</w:t>
+        <w:t xml:space="preserve">Grade 8 stretch: schedule the first two rungs. Mark each one’s energy cost (high, medium, low) and put the high-energy one at the time of day you have the most energy. Then write two sentences: what would a 40-hour work week do to this grid?</w:t>
       </w:r>
     </w:p>
     <w:p>
@@ -2450,7 +2464,7 @@
         <w:pStyle w:val="BodyText"/>
       </w:pPr>
       <w:r>
-        <w:t xml:space="preserve">_____________________________________________________________________________</w:t>
+        <w:t xml:space="preserve">Sentence 1: _____________________________________________________________________________</w:t>
       </w:r>
     </w:p>
     <w:p>
@@ -2458,7 +2472,7 @@
         <w:pStyle w:val="BodyText"/>
       </w:pPr>
       <w:r>
-        <w:t xml:space="preserve">_____________________________________________________________________________</w:t>
+        <w:t xml:space="preserve">Sentence 2: _____________________________________________________________________________</w:t>
       </w:r>
     </w:p>
     <w:p>
@@ -2685,8 +2699,120 @@
       </w:pPr>
     </w:lvl>
   </w:abstractNum>
+  <w:abstractNum w:abstractNumId="99731">
+    <w:nsid w:val="ea454b4c"/>
+    <w:multiLevelType w:val="multilevel"/>
+    <w:lvl w:ilvl="0">
+      <w:start w:val="1"/>
+      <w:numFmt w:val="lowerLetter"/>
+      <w:lvlText w:val="(%1)"/>
+      <w:lvlJc w:val="left"/>
+      <w:pPr>
+        <w:tabs>
+          <w:tab w:val="num" w:pos="0"/>
+        </w:tabs>
+        <w:ind w:left="480" w:hanging="480"/>
+      </w:pPr>
+    </w:lvl>
+    <w:lvl w:ilvl="1">
+      <w:start w:val="1"/>
+      <w:numFmt w:val="lowerLetter"/>
+      <w:lvlText w:val="(%2)"/>
+      <w:lvlJc w:val="left"/>
+      <w:pPr>
+        <w:tabs>
+          <w:tab w:val="num" w:pos="720"/>
+        </w:tabs>
+        <w:ind w:left="1200" w:hanging="480"/>
+      </w:pPr>
+    </w:lvl>
+    <w:lvl w:ilvl="2">
+      <w:start w:val="1"/>
+      <w:numFmt w:val="lowerLetter"/>
+      <w:lvlText w:val="(%3)"/>
+      <w:lvlJc w:val="left"/>
+      <w:pPr>
+        <w:tabs>
+          <w:tab w:val="num" w:pos="1440"/>
+        </w:tabs>
+        <w:ind w:left="1920" w:hanging="480"/>
+      </w:pPr>
+    </w:lvl>
+    <w:lvl w:ilvl="3">
+      <w:start w:val="1"/>
+      <w:numFmt w:val="lowerLetter"/>
+      <w:lvlText w:val="(%4)"/>
+      <w:lvlJc w:val="left"/>
+      <w:pPr>
+        <w:tabs>
+          <w:tab w:val="num" w:pos="2160"/>
+        </w:tabs>
+        <w:ind w:left="2640" w:hanging="480"/>
+      </w:pPr>
+    </w:lvl>
+    <w:lvl w:ilvl="4">
+      <w:start w:val="1"/>
+      <w:numFmt w:val="lowerLetter"/>
+      <w:lvlText w:val="(%5)"/>
+      <w:lvlJc w:val="left"/>
+      <w:pPr>
+        <w:tabs>
+          <w:tab w:val="num" w:pos="2880"/>
+        </w:tabs>
+        <w:ind w:left="3360" w:hanging="480"/>
+      </w:pPr>
+    </w:lvl>
+    <w:lvl w:ilvl="5">
+      <w:start w:val="1"/>
+      <w:numFmt w:val="lowerLetter"/>
+      <w:lvlText w:val="(%6)"/>
+      <w:lvlJc w:val="left"/>
+      <w:pPr>
+        <w:tabs>
+          <w:tab w:val="num" w:pos="3600"/>
+        </w:tabs>
+        <w:ind w:left="4080" w:hanging="480"/>
+      </w:pPr>
+    </w:lvl>
+    <w:lvl w:ilvl="6">
+      <w:start w:val="1"/>
+      <w:numFmt w:val="lowerLetter"/>
+      <w:lvlText w:val="(%7)"/>
+      <w:lvlJc w:val="left"/>
+      <w:pPr>
+        <w:tabs>
+          <w:tab w:val="num" w:pos="4320"/>
+        </w:tabs>
+        <w:ind w:left="4800" w:hanging="480"/>
+      </w:pPr>
+    </w:lvl>
+    <w:lvl w:ilvl="7">
+      <w:start w:val="1"/>
+      <w:numFmt w:val="lowerLetter"/>
+      <w:lvlText w:val="(%8)"/>
+      <w:lvlJc w:val="left"/>
+      <w:pPr>
+        <w:tabs>
+          <w:tab w:val="num" w:pos="5040"/>
+        </w:tabs>
+        <w:ind w:left="5520" w:hanging="480"/>
+      </w:pPr>
+    </w:lvl>
+    <w:lvl w:ilvl="8">
+      <w:start w:val="1"/>
+      <w:numFmt w:val="lowerLetter"/>
+      <w:lvlText w:val="(%9)"/>
+      <w:lvlJc w:val="left"/>
+      <w:pPr>
+        <w:tabs>
+          <w:tab w:val="num" w:pos="5760"/>
+        </w:tabs>
+        <w:ind w:left="6240" w:hanging="480"/>
+      </w:pPr>
+    </w:lvl>
+  </w:abstractNum>
   <w:abstractNum w:abstractNumId="991">
-    <w:nsid w:val="ea454b4c"/>
+    <w:nsid w:val="71315dca"/>
     <w:multiLevelType w:val="multilevel"/>
     <w:lvl w:ilvl="0">
       <w:numFmt w:val="bullet"/>
@@ -2792,6 +2918,36 @@
     <w:abstractNumId w:val="990"/>
   </w:num>
   <w:num w:numId="1001">
+    <w:abstractNumId w:val="99731"/>
+    <w:lvlOverride w:ilvl="0">
+      <w:startOverride w:val="1"/>
+    </w:lvlOverride>
+    <w:lvlOverride w:ilvl="1">
+      <w:startOverride w:val="1"/>
+    </w:lvlOverride>
+    <w:lvlOverride w:ilvl="2">
+      <w:startOverride w:val="1"/>
+    </w:lvlOverride>
+    <w:lvlOverride w:ilvl="3">
+      <w:startOverride w:val="1"/>
+    </w:lvlOverride>
+    <w:lvlOverride w:ilvl="4">
+      <w:startOverride w:val="1"/>
+    </w:lvlOverride>
+    <w:lvlOverride w:ilvl="5">
+      <w:startOverride w:val="1"/>
+    </w:lvlOverride>
+    <w:lvlOverride w:ilvl="6">
+      <w:startOverride w:val="1"/>
+    </w:lvlOverride>
+    <w:lvlOverride w:ilvl="7">
+      <w:startOverride w:val="1"/>
+    </w:lvlOverride>
+    <w:lvlOverride w:ilvl="8">
+      <w:startOverride w:val="1"/>
+    </w:lvlOverride>
+  </w:num>
+  <w:num w:numId="1002">
     <w:abstractNumId w:val="991"/>
   </w:num>
 </w:numbering>
